--- a/test-harness/corpus/A5/insert/after.docx
+++ b/test-harness/corpus/A5/insert/after.docx
@@ -38,35 +38,22 @@
         <w:t xml:space="preserve">Lazy river flows</w:t>
       </w:r>
       <w:r/>
+      <w:r/>
+      <w:r/>
+    </w:p>
+    <w:p>
+      <w:pPr>
+        <w:pBdr/>
+        <w:spacing/>
+        <w:ind/>
+        <w:rPr/>
+      </w:pPr>
       <w:r>
         <w:rPr>
           <w:rFonts w:hint="default" w:ascii="Times New Roman" w:hAnsi="Times New Roman" w:eastAsia="Times New Roman" w:cs="Times New Roman"/>
           <w:sz w:val="20"/>
         </w:rPr>
-        <w:t xml:space="preserve"> </w:t>
-      </w:r>
-      <w:r>
-        <w:rPr>
-          <w:rFonts w:hint="default" w:ascii="Times New Roman" w:hAnsi="Times New Roman" w:eastAsia="Times New Roman" w:cs="Times New Roman"/>
-          <w:sz w:val="20"/>
-        </w:rPr>
-        <w:t xml:space="preserve">Alpha edit</w:t>
-      </w:r>
-      <w:r/>
-    </w:p>
-    <w:p>
-      <w:pPr>
-        <w:pBdr/>
-        <w:spacing/>
-        <w:ind/>
-        <w:rPr/>
-      </w:pPr>
-      <w:r>
-        <w:rPr>
-          <w:rFonts w:hint="default" w:ascii="Times New Roman" w:hAnsi="Times New Roman" w:eastAsia="Times New Roman" w:cs="Times New Roman"/>
-          <w:sz w:val="20"/>
-        </w:rPr>
-        <w:t xml:space="preserve">Beta edit</w:t>
+        <w:t xml:space="preserve">XXX</w:t>
       </w:r>
       <w:r/>
     </w:p>
